--- a/public/cv/Resume-Henrique-Lima.docx
+++ b/public/cv/Resume-Henrique-Lima.docx
@@ -18,16 +18,16 @@
     </w:p>
     <w:p>
       <w:pPr>
-        <w:spacing w:before="0" w:after="0"/>
+        <w:spacing w:before="0" w:after="20"/>
       </w:pPr>
       <w:r>
         <w:rPr>
           <w:rFonts w:ascii="Arial" w:hAnsi="Arial"/>
           <w:b w:val="0"/>
           <w:color w:val="000000"/>
-          <w:sz w:val="24"/>
+          <w:sz w:val="22"/>
         </w:rPr>
-        <w:t>Systems Analysis and Development</w:t>
+        <w:t>Objective: Software Development / Software Engineering Internship</w:t>
       </w:r>
     </w:p>
     <w:p>
@@ -39,14 +39,14 @@
           <w:rFonts w:ascii="Arial" w:hAnsi="Arial"/>
           <w:b w:val="0"/>
           <w:color w:val="000000"/>
-          <w:sz w:val="20"/>
+          <w:sz w:val="18"/>
         </w:rPr>
-        <w:t>Objective: Software Development Internship</w:t>
+        <w:t>Paulista, PE   |   +55 (81) 98367-3405   |   henriquebl2000@gmail.com</w:t>
       </w:r>
     </w:p>
     <w:p>
       <w:pPr>
-        <w:spacing w:before="0" w:after="80"/>
+        <w:spacing w:before="0" w:after="0"/>
       </w:pPr>
       <w:r>
         <w:rPr>
@@ -55,12 +55,12 @@
           <w:color w:val="000000"/>
           <w:sz w:val="18"/>
         </w:rPr>
-        <w:t>Paulista, PE  |  +55 (81) 98367-3405  |  henriquebl2000@gmail.com  |  github.com/HenriqueBL  |  linkedin.com/in/henriquebdl</w:t>
+        <w:t>linkedin.com/in/henriquebdl   |   github.com/HenriqueBL</w:t>
       </w:r>
     </w:p>
     <w:p>
       <w:pPr>
-        <w:spacing w:before="160" w:after="60"/>
+        <w:spacing w:before="180" w:after="60"/>
         <w:pBdr>
           <w:bottom w:val="single" w:sz="6" w:space="2" w:color="B4B4B4"/>
         </w:pBdr>
@@ -86,104 +86,12 @@
           <w:color w:val="000000"/>
           <w:sz w:val="21"/>
         </w:rPr>
-        <w:t>Systems Analysis and Development student (4th semester) seeking a software development internship. I work with Java and Python — including process automation and data extraction with Selenium, Playwright and requests — plus web applications with React, integration through REST APIs and SQL databases. I use AI-assisted development to ship with quality and speed. Fluent in English, with a High School semester in the United States; self-taught, proactive and driven by curiosity.</w:t>
+        <w:t>Systems Analysis and Development student (4th semester), proactive and driven by technology. I have hands-on experience developing web applications, SQL databases and REST API integrations with Java and Python, plus process automation and data extraction (web scraping) with Selenium, Playwright and requests. Strong foundation in programming logic and OOP, focused on shipping quality code with AI-assisted development (Claude Code). Fluent English (exchange in the USA), fast learner with clear communication.</w:t>
       </w:r>
     </w:p>
     <w:p>
       <w:pPr>
-        <w:spacing w:before="160" w:after="60"/>
-        <w:pBdr>
-          <w:bottom w:val="single" w:sz="6" w:space="2" w:color="B4B4B4"/>
-        </w:pBdr>
-      </w:pPr>
-      <w:r>
-        <w:rPr>
-          <w:rFonts w:ascii="Arial" w:hAnsi="Arial"/>
-          <w:b/>
-          <w:color w:val="000000"/>
-          <w:sz w:val="24"/>
-        </w:rPr>
-        <w:t>HIGHLIGHTS</w:t>
-      </w:r>
-    </w:p>
-    <w:p>
-      <w:pPr>
-        <w:pStyle w:val="ListBullet"/>
-        <w:spacing w:after="20"/>
-      </w:pPr>
-      <w:r>
-        <w:rPr>
-          <w:rFonts w:ascii="Arial" w:hAnsi="Arial"/>
-          <w:b w:val="0"/>
-          <w:color w:val="000000"/>
-          <w:sz w:val="21"/>
-        </w:rPr>
-        <w:t>Process automation and data extraction with Python (Selenium, Playwright, requests)</w:t>
-      </w:r>
-    </w:p>
-    <w:p>
-      <w:pPr>
-        <w:pStyle w:val="ListBullet"/>
-        <w:spacing w:after="20"/>
-      </w:pPr>
-      <w:r>
-        <w:rPr>
-          <w:rFonts w:ascii="Arial" w:hAnsi="Arial"/>
-          <w:b w:val="0"/>
-          <w:color w:val="000000"/>
-          <w:sz w:val="21"/>
-        </w:rPr>
-        <w:t>Web applications and REST APIs with Java, Spring Boot and React</w:t>
-      </w:r>
-    </w:p>
-    <w:p>
-      <w:pPr>
-        <w:pStyle w:val="ListBullet"/>
-        <w:spacing w:after="20"/>
-      </w:pPr>
-      <w:r>
-        <w:rPr>
-          <w:rFonts w:ascii="Arial" w:hAnsi="Arial"/>
-          <w:b w:val="0"/>
-          <w:color w:val="000000"/>
-          <w:sz w:val="21"/>
-        </w:rPr>
-        <w:t>SQL databases and automated testing (JUnit)</w:t>
-      </w:r>
-    </w:p>
-    <w:p>
-      <w:pPr>
-        <w:pStyle w:val="ListBullet"/>
-        <w:spacing w:after="20"/>
-      </w:pPr>
-      <w:r>
-        <w:rPr>
-          <w:rFonts w:ascii="Arial" w:hAnsi="Arial"/>
-          <w:b w:val="0"/>
-          <w:color w:val="000000"/>
-          <w:sz w:val="21"/>
-        </w:rPr>
-        <w:t>Productive collaboration with AI (Claude Code, Prompt Engineering)</w:t>
-      </w:r>
-    </w:p>
-    <w:p>
-      <w:pPr>
-        <w:pStyle w:val="ListBullet"/>
-        <w:spacing w:after="20"/>
-      </w:pPr>
-      <w:r>
-        <w:rPr>
-          <w:rFonts w:ascii="Arial" w:hAnsi="Arial"/>
-          <w:b w:val="0"/>
-          <w:color w:val="000000"/>
-          <w:sz w:val="21"/>
-        </w:rPr>
-        <w:t>Fluent English, proactive mindset and fast learning</w:t>
-      </w:r>
-    </w:p>
-    <w:p>
-      <w:pPr>
-        <w:spacing w:before="160" w:after="60"/>
+        <w:spacing w:before="180" w:after="60"/>
         <w:pBdr>
           <w:bottom w:val="single" w:sz="6" w:space="2" w:color="B4B4B4"/>
         </w:pBdr>
@@ -209,7 +117,7 @@
           <w:color w:val="000000"/>
           <w:sz w:val="21"/>
         </w:rPr>
-        <w:t>Systems Analysis and Development</w:t>
+        <w:t>Systems Analysis and Development — Estácio</w:t>
       </w:r>
       <w:r>
         <w:rPr>
@@ -232,7 +140,7 @@
           <w:color w:val="000000"/>
           <w:sz w:val="19"/>
         </w:rPr>
-        <w:t>Bachelor's degree (in progress)</w:t>
+        <w:t>In progress (4th semester)</w:t>
       </w:r>
     </w:p>
     <w:p>
@@ -246,7 +154,7 @@
           <w:color w:val="000000"/>
           <w:sz w:val="21"/>
         </w:rPr>
-        <w:t>4th semester. Focus on programming, OOP, databases and web development.</w:t>
+        <w:t>Focus: Data Structures, Object-Oriented Programming (OOP), SQL Databases and Software Engineering.</w:t>
       </w:r>
     </w:p>
     <w:p>
@@ -302,7 +210,7 @@
     </w:p>
     <w:p>
       <w:pPr>
-        <w:spacing w:before="160" w:after="60"/>
+        <w:spacing w:before="180" w:after="60"/>
         <w:pBdr>
           <w:bottom w:val="single" w:sz="6" w:space="2" w:color="B4B4B4"/>
         </w:pBdr>
@@ -328,12 +236,70 @@
           <w:color w:val="000000"/>
           <w:sz w:val="21"/>
         </w:rPr>
+        <w:t>Realtime API Watcher</w:t>
+      </w:r>
+    </w:p>
+    <w:p>
+      <w:pPr>
+        <w:spacing w:before="0" w:after="20"/>
+      </w:pPr>
+      <w:r>
+        <w:rPr>
+          <w:rFonts w:ascii="Arial" w:hAnsi="Arial"/>
+          <w:b w:val="0"/>
+          <w:color w:val="000000"/>
+          <w:sz w:val="19"/>
+        </w:rPr>
+        <w:t>Python, Requests, Threading, REST APIs</w:t>
+      </w:r>
+    </w:p>
+    <w:p>
+      <w:pPr>
+        <w:pStyle w:val="ListBullet"/>
+        <w:spacing w:after="20"/>
+      </w:pPr>
+      <w:r>
+        <w:rPr>
+          <w:rFonts w:ascii="Arial" w:hAnsi="Arial"/>
+          <w:b w:val="0"/>
+          <w:color w:val="000000"/>
+          <w:sz w:val="21"/>
+        </w:rPr>
+        <w:t>Real-time API monitor for process automation and asynchronous data extraction, with low-latency polling.</w:t>
+      </w:r>
+    </w:p>
+    <w:p>
+      <w:pPr>
+        <w:pStyle w:val="ListBullet"/>
+        <w:spacing w:after="20"/>
+      </w:pPr>
+      <w:r>
+        <w:rPr>
+          <w:rFonts w:ascii="Arial" w:hAnsi="Arial"/>
+          <w:b w:val="0"/>
+          <w:color w:val="000000"/>
+          <w:sz w:val="21"/>
+        </w:rPr>
+        <w:t>Architecture with concurrency control (threads), JWT authentication and resilience via retry and exponential backoff.</w:t>
+      </w:r>
+    </w:p>
+    <w:p>
+      <w:pPr>
+        <w:spacing w:before="40" w:after="0"/>
+      </w:pPr>
+      <w:r>
+        <w:rPr>
+          <w:rFonts w:ascii="Arial" w:hAnsi="Arial"/>
+          <w:b/>
+          <w:color w:val="000000"/>
+          <w:sz w:val="21"/>
+        </w:rPr>
         <w:t>Todo API — Task Manager</w:t>
       </w:r>
     </w:p>
     <w:p>
       <w:pPr>
-        <w:spacing w:before="0" w:after="0"/>
+        <w:spacing w:before="0" w:after="20"/>
       </w:pPr>
       <w:r>
         <w:rPr>
@@ -347,7 +313,8 @@
     </w:p>
     <w:p>
       <w:pPr>
-        <w:spacing w:before="0" w:after="60"/>
+        <w:pStyle w:val="ListBullet"/>
+        <w:spacing w:after="20"/>
       </w:pPr>
       <w:r>
         <w:rPr>
@@ -356,40 +323,13 @@
           <w:color w:val="000000"/>
           <w:sz w:val="21"/>
         </w:rPr>
-        <w:t>REST API with CRUD, validation, global error handling and tests.</w:t>
+        <w:t>Complete REST API with CRUD operations, data validation and global error handling.</w:t>
       </w:r>
     </w:p>
     <w:p>
       <w:pPr>
-        <w:spacing w:before="40" w:after="0"/>
-      </w:pPr>
-      <w:r>
-        <w:rPr>
-          <w:rFonts w:ascii="Arial" w:hAnsi="Arial"/>
-          <w:b/>
-          <w:color w:val="000000"/>
-          <w:sz w:val="21"/>
-        </w:rPr>
-        <w:t>Realtime API Watcher</w:t>
-      </w:r>
-    </w:p>
-    <w:p>
-      <w:pPr>
-        <w:spacing w:before="0" w:after="0"/>
-      </w:pPr>
-      <w:r>
-        <w:rPr>
-          <w:rFonts w:ascii="Arial" w:hAnsi="Arial"/>
-          <w:b w:val="0"/>
-          <w:color w:val="000000"/>
-          <w:sz w:val="19"/>
-        </w:rPr>
-        <w:t>Python, requests, Threading, REST APIs</w:t>
-      </w:r>
-    </w:p>
-    <w:p>
-      <w:pPr>
-        <w:spacing w:before="0" w:after="60"/>
+        <w:pStyle w:val="ListBullet"/>
+        <w:spacing w:after="20"/>
       </w:pPr>
       <w:r>
         <w:rPr>
@@ -398,7 +338,7 @@
           <w:color w:val="000000"/>
           <w:sz w:val="21"/>
         </w:rPr>
-        <w:t>Real-time API monitor that fires automatic actions; JWT, concurrency and backoff.</w:t>
+        <w:t>Automated tests with JUnit to ensure the quality of the application's features.</w:t>
       </w:r>
     </w:p>
     <w:p>
@@ -417,7 +357,7 @@
     </w:p>
     <w:p>
       <w:pPr>
-        <w:spacing w:before="0" w:after="0"/>
+        <w:spacing w:before="0" w:after="20"/>
       </w:pPr>
       <w:r>
         <w:rPr>
@@ -431,7 +371,8 @@
     </w:p>
     <w:p>
       <w:pPr>
-        <w:spacing w:before="0" w:after="60"/>
+        <w:pStyle w:val="ListBullet"/>
+        <w:spacing w:after="20"/>
       </w:pPr>
       <w:r>
         <w:rPr>
@@ -440,12 +381,12 @@
           <w:color w:val="000000"/>
           <w:sz w:val="21"/>
         </w:rPr>
-        <w:t>Site with SSG, dark mode, bilingual resume and full SEO.</w:t>
+        <w:t>Responsive web application focused on performance (SSG), SEO optimization and clean UI/UX.</w:t>
       </w:r>
     </w:p>
     <w:p>
       <w:pPr>
-        <w:spacing w:before="160" w:after="60"/>
+        <w:spacing w:before="180" w:after="60"/>
         <w:pBdr>
           <w:bottom w:val="single" w:sz="6" w:space="2" w:color="B4B4B4"/>
         </w:pBdr>
@@ -480,7 +421,7 @@
           <w:color w:val="000000"/>
           <w:sz w:val="21"/>
         </w:rPr>
-        <w:t>Java, Python, TypeScript, JavaScript, HTML, CSS, SQL</w:t>
+        <w:t>Python, Java, JavaScript, TypeScript, SQL, HTML, CSS  (OOP/Java foundation transferable to C#)</w:t>
       </w:r>
     </w:p>
     <w:p>
@@ -503,7 +444,30 @@
           <w:color w:val="000000"/>
           <w:sz w:val="21"/>
         </w:rPr>
-        <w:t>Selenium, Playwright, PyAutoGUI, Requests, Web Scraping, Process Automation</w:t>
+        <w:t>Web Scraping, Selenium, Playwright, PyAutoGUI, Requests, Process Automation</w:t>
+      </w:r>
+    </w:p>
+    <w:p>
+      <w:pPr>
+        <w:spacing w:before="0" w:after="20"/>
+      </w:pPr>
+      <w:r>
+        <w:rPr>
+          <w:rFonts w:ascii="Arial" w:hAnsi="Arial"/>
+          <w:b/>
+          <w:color w:val="000000"/>
+          <w:sz w:val="21"/>
+        </w:rPr>
+        <w:t xml:space="preserve">Backend &amp; Databases: </w:t>
+      </w:r>
+      <w:r>
+        <w:rPr>
+          <w:rFonts w:ascii="Arial" w:hAnsi="Arial"/>
+          <w:b w:val="0"/>
+          <w:color w:val="000000"/>
+          <w:sz w:val="21"/>
+        </w:rPr>
+        <w:t>REST APIs, Spring Boot, SQL Databases, JUnit</w:t>
       </w:r>
     </w:p>
     <w:p>
@@ -526,7 +490,7 @@
           <w:color w:val="000000"/>
           <w:sz w:val="21"/>
         </w:rPr>
-        <w:t>React, Next.js, Tailwind CSS, Responsive Design, UI/UX</w:t>
+        <w:t>React, Next.js, Tailwind CSS, Responsive Web Development</w:t>
       </w:r>
     </w:p>
     <w:p>
@@ -540,7 +504,7 @@
           <w:color w:val="000000"/>
           <w:sz w:val="21"/>
         </w:rPr>
-        <w:t xml:space="preserve">AI &amp; Productivity: </w:t>
+        <w:t xml:space="preserve">Tools &amp; Productivity: </w:t>
       </w:r>
       <w:r>
         <w:rPr>
@@ -549,58 +513,12 @@
           <w:color w:val="000000"/>
           <w:sz w:val="21"/>
         </w:rPr>
-        <w:t>Claude Code, AI-Assisted Development, Prompt Engineering</w:t>
+        <w:t>Git, GitHub, VS Code, Claude Code, AI-Assisted Development, Prompt Engineering</w:t>
       </w:r>
     </w:p>
     <w:p>
       <w:pPr>
-        <w:spacing w:before="0" w:after="20"/>
-      </w:pPr>
-      <w:r>
-        <w:rPr>
-          <w:rFonts w:ascii="Arial" w:hAnsi="Arial"/>
-          <w:b/>
-          <w:color w:val="000000"/>
-          <w:sz w:val="21"/>
-        </w:rPr>
-        <w:t xml:space="preserve">Tools: </w:t>
-      </w:r>
-      <w:r>
-        <w:rPr>
-          <w:rFonts w:ascii="Arial" w:hAnsi="Arial"/>
-          <w:b w:val="0"/>
-          <w:color w:val="000000"/>
-          <w:sz w:val="21"/>
-        </w:rPr>
-        <w:t>Git, GitHub, REST APIs, VS Code</w:t>
-      </w:r>
-    </w:p>
-    <w:p>
-      <w:pPr>
-        <w:spacing w:before="0" w:after="20"/>
-      </w:pPr>
-      <w:r>
-        <w:rPr>
-          <w:rFonts w:ascii="Arial" w:hAnsi="Arial"/>
-          <w:b/>
-          <w:color w:val="000000"/>
-          <w:sz w:val="21"/>
-        </w:rPr>
-        <w:t xml:space="preserve">Fundamentals: </w:t>
-      </w:r>
-      <w:r>
-        <w:rPr>
-          <w:rFonts w:ascii="Arial" w:hAnsi="Arial"/>
-          <w:b w:val="0"/>
-          <w:color w:val="000000"/>
-          <w:sz w:val="21"/>
-        </w:rPr>
-        <w:t>Programming Logic, OOP, Databases</w:t>
-      </w:r>
-    </w:p>
-    <w:p>
-      <w:pPr>
-        <w:spacing w:before="160" w:after="60"/>
+        <w:spacing w:before="180" w:after="60"/>
         <w:pBdr>
           <w:bottom w:val="single" w:sz="6" w:space="2" w:color="B4B4B4"/>
         </w:pBdr>
@@ -612,12 +530,12 @@
           <w:color w:val="000000"/>
           <w:sz w:val="24"/>
         </w:rPr>
-        <w:t>LANGUAGES</w:t>
+        <w:t>LANGUAGES &amp; COURSES</w:t>
       </w:r>
     </w:p>
     <w:p>
       <w:pPr>
-        <w:spacing w:before="0" w:after="80"/>
+        <w:spacing w:before="0" w:after="40"/>
       </w:pPr>
       <w:r>
         <w:rPr>
@@ -626,43 +544,12 @@
           <w:color w:val="000000"/>
           <w:sz w:val="21"/>
         </w:rPr>
-        <w:t>Portuguese (Native)   ·   English (Fluent)</w:t>
+        <w:t>English: Fluent      ·      Portuguese: Native</w:t>
       </w:r>
     </w:p>
     <w:p>
       <w:pPr>
-        <w:spacing w:before="160" w:after="60"/>
-        <w:pBdr>
-          <w:bottom w:val="single" w:sz="6" w:space="2" w:color="B4B4B4"/>
-        </w:pBdr>
-      </w:pPr>
-      <w:r>
-        <w:rPr>
-          <w:rFonts w:ascii="Arial" w:hAnsi="Arial"/>
-          <w:b/>
-          <w:color w:val="000000"/>
-          <w:sz w:val="24"/>
-        </w:rPr>
-        <w:t>COURSES</w:t>
-      </w:r>
-    </w:p>
-    <w:p>
-      <w:pPr>
-        <w:spacing w:before="40" w:after="0"/>
-      </w:pPr>
-      <w:r>
-        <w:rPr>
-          <w:rFonts w:ascii="Arial" w:hAnsi="Arial"/>
-          <w:b/>
-          <w:color w:val="000000"/>
-          <w:sz w:val="21"/>
-        </w:rPr>
-        <w:t>Java Course · Udemy</w:t>
-      </w:r>
-    </w:p>
-    <w:p>
-      <w:pPr>
-        <w:spacing w:before="0" w:after="60"/>
+        <w:spacing w:before="0" w:after="40"/>
       </w:pPr>
       <w:r>
         <w:rPr>
@@ -671,38 +558,7 @@
           <w:color w:val="000000"/>
           <w:sz w:val="21"/>
         </w:rPr>
-        <w:t>Language fundamentals, object-oriented programming and programming logic.</w:t>
-      </w:r>
-    </w:p>
-    <w:p>
-      <w:pPr>
-        <w:spacing w:before="160" w:after="60"/>
-        <w:pBdr>
-          <w:bottom w:val="single" w:sz="6" w:space="2" w:color="B4B4B4"/>
-        </w:pBdr>
-      </w:pPr>
-      <w:r>
-        <w:rPr>
-          <w:rFonts w:ascii="Arial" w:hAnsi="Arial"/>
-          <w:b/>
-          <w:color w:val="000000"/>
-          <w:sz w:val="24"/>
-        </w:rPr>
-        <w:t>SOFT SKILLS</w:t>
-      </w:r>
-    </w:p>
-    <w:p>
-      <w:pPr>
-        <w:spacing w:before="0" w:after="80"/>
-      </w:pPr>
-      <w:r>
-        <w:rPr>
-          <w:rFonts w:ascii="Arial" w:hAnsi="Arial"/>
-          <w:b w:val="0"/>
-          <w:color w:val="000000"/>
-          <w:sz w:val="21"/>
-        </w:rPr>
-        <w:t>Communication, Organization, Fast learning, Teamwork, Problem solving, Analytical thinking, Curiosity, Adaptability.</w:t>
+        <w:t>Java Course — Udemy: language fundamentals, object-oriented programming and programming logic.</w:t>
       </w:r>
     </w:p>
     <w:sectPr>

--- a/public/cv/Resume-Henrique-Lima.docx
+++ b/public/cv/Resume-Henrique-Lima.docx
@@ -126,7 +126,7 @@
           <w:color w:val="000000"/>
           <w:sz w:val="19"/>
         </w:rPr>
-        <w:t xml:space="preserve">    Jan 2025 – Present</w:t>
+        <w:t xml:space="preserve">    Jan 2025 – Jun 2027 (expected)</w:t>
       </w:r>
     </w:p>
     <w:p>
@@ -177,7 +177,7 @@
           <w:color w:val="000000"/>
           <w:sz w:val="19"/>
         </w:rPr>
-        <w:t xml:space="preserve">    1 semester</w:t>
+        <w:t xml:space="preserve">    2018 · 1 semester</w:t>
       </w:r>
     </w:p>
     <w:p>
@@ -558,7 +558,7 @@
           <w:color w:val="000000"/>
           <w:sz w:val="21"/>
         </w:rPr>
-        <w:t>Java Course — Udemy: language fundamentals, object-oriented programming and programming logic.</w:t>
+        <w:t>Java Course (54h) — Udemy (completed Feb 2026): language fundamentals, object-oriented programming and programming logic.</w:t>
       </w:r>
     </w:p>
     <w:sectPr>
